--- a/templates/report/template.docx
+++ b/templates/report/template.docx
@@ -9,9 +9,10 @@
       </w:pPr>
       <w:r>
         <w:rPr>
-          <w:rtl w:val="0"/>
-        </w:rPr>
-        <w:t xml:space="preserve">   Event: “BRICKS TO BOT – AI Workshop for Civil Engineering Students”</w:t>
+          <w:b/>
+          <w:rtl w:val="0"/>
+        </w:rPr>
+        <w:t>Event: “{{ event_title }}”</w:t>
       </w:r>
     </w:p>
     <w:p>
@@ -89,15 +90,14 @@
           <w:szCs w:val="28"/>
           <w:rtl w:val="0"/>
         </w:rPr>
-        <w:t xml:space="preserve">Department: </w:t>
-      </w:r>
-      <w:r>
-        <w:rPr>
-          <w:sz w:val="28"/>
-          <w:szCs w:val="28"/>
-          <w:rtl w:val="0"/>
-        </w:rPr>
-        <w:t xml:space="preserve">All</w:t>
+        <w:t>Department: {{ department }}</w:t>
+      </w:r>
+      <w:r>
+        <w:rPr>
+          <w:sz w:val="28"/>
+          <w:szCs w:val="28"/>
+          <w:rtl w:val="0"/>
+        </w:rPr>
       </w:r>
     </w:p>
     <w:p>
@@ -117,15 +117,14 @@
           <w:szCs w:val="28"/>
           <w:rtl w:val="0"/>
         </w:rPr>
-        <w:t xml:space="preserve">Date: - </w:t>
-      </w:r>
-      <w:r>
-        <w:rPr>
-          <w:sz w:val="28"/>
-          <w:szCs w:val="28"/>
-          <w:rtl w:val="0"/>
-        </w:rPr>
-        <w:t xml:space="preserve">20</w:t>
+        <w:t>Date: - {{ event_date }}</w:t>
+      </w:r>
+      <w:r>
+        <w:rPr>
+          <w:sz w:val="28"/>
+          <w:szCs w:val="28"/>
+          <w:rtl w:val="0"/>
+        </w:rPr>
       </w:r>
       <w:r>
         <w:rPr>
@@ -134,15 +133,13 @@
           <w:vertAlign w:val="superscript"/>
           <w:rtl w:val="0"/>
         </w:rPr>
-        <w:t xml:space="preserve">th</w:t>
-      </w:r>
-      <w:r>
-        <w:rPr>
-          <w:sz w:val="28"/>
-          <w:szCs w:val="28"/>
-          <w:rtl w:val="0"/>
-        </w:rPr>
-        <w:t xml:space="preserve"> August 2026</w:t>
+      </w:r>
+      <w:r>
+        <w:rPr>
+          <w:sz w:val="28"/>
+          <w:szCs w:val="28"/>
+          <w:rtl w:val="0"/>
+        </w:rPr>
       </w:r>
     </w:p>
     <w:p>
@@ -162,15 +159,14 @@
           <w:szCs w:val="28"/>
           <w:rtl w:val="0"/>
         </w:rPr>
-        <w:t xml:space="preserve">Participants: - </w:t>
-      </w:r>
-      <w:r>
-        <w:rPr>
-          <w:sz w:val="28"/>
-          <w:szCs w:val="28"/>
-          <w:rtl w:val="0"/>
-        </w:rPr>
-        <w:t xml:space="preserve">23</w:t>
+        <w:t>Participants: - {{ participant_count }}</w:t>
+      </w:r>
+      <w:r>
+        <w:rPr>
+          <w:sz w:val="28"/>
+          <w:szCs w:val="28"/>
+          <w:rtl w:val="0"/>
+        </w:rPr>
       </w:r>
     </w:p>
     <w:p>
@@ -190,15 +186,14 @@
           <w:szCs w:val="28"/>
           <w:rtl w:val="0"/>
         </w:rPr>
-        <w:t xml:space="preserve">Targeted Audience: </w:t>
-      </w:r>
-      <w:r>
-        <w:rPr>
-          <w:sz w:val="28"/>
-          <w:szCs w:val="28"/>
-          <w:rtl w:val="0"/>
-        </w:rPr>
-        <w:t xml:space="preserve">AIML Club learners</w:t>
+        <w:t>Targeted Audience: {{ target_audience }}</w:t>
+      </w:r>
+      <w:r>
+        <w:rPr>
+          <w:sz w:val="28"/>
+          <w:szCs w:val="28"/>
+          <w:rtl w:val="0"/>
+        </w:rPr>
       </w:r>
     </w:p>
     <w:p>
@@ -424,11 +419,12 @@
       </w:pPr>
       <w:r>
         <w:rPr>
+          <w:b/>
           <w:sz w:val="26"/>
           <w:szCs w:val="26"/>
           <w:rtl w:val="0"/>
         </w:rPr>
-        <w:t xml:space="preserve">On </w:t>
+        <w:t>Event: “{{ event_title }}”</w:t>
       </w:r>
       <w:r>
         <w:rPr>
@@ -438,7 +434,6 @@
           <w:szCs w:val="26"/>
           <w:rtl w:val="0"/>
         </w:rPr>
-        <w:t xml:space="preserve">20th August 2026</w:t>
       </w:r>
       <w:r>
         <w:rPr>
@@ -446,7 +441,6 @@
           <w:szCs w:val="26"/>
           <w:rtl w:val="0"/>
         </w:rPr>
-        <w:t xml:space="preserve">, the </w:t>
       </w:r>
       <w:r>
         <w:rPr>
@@ -456,7 +450,6 @@
           <w:szCs w:val="26"/>
           <w:rtl w:val="0"/>
         </w:rPr>
-        <w:t xml:space="preserve">APSIT AIML Club</w:t>
       </w:r>
       <w:r>
         <w:rPr>
@@ -464,7 +457,6 @@
           <w:szCs w:val="26"/>
           <w:rtl w:val="0"/>
         </w:rPr>
-        <w:t xml:space="preserve">, in association with the </w:t>
       </w:r>
       <w:r>
         <w:rPr>
@@ -474,7 +466,6 @@
           <w:szCs w:val="26"/>
           <w:rtl w:val="0"/>
         </w:rPr>
-        <w:t xml:space="preserve">AIC Club for Civil Engineers</w:t>
       </w:r>
       <w:r>
         <w:rPr>
@@ -482,7 +473,6 @@
           <w:szCs w:val="26"/>
           <w:rtl w:val="0"/>
         </w:rPr>
-        <w:t xml:space="preserve">, successfully organized an interactive session titled </w:t>
       </w:r>
       <w:r>
         <w:rPr>
@@ -492,7 +482,6 @@
           <w:szCs w:val="26"/>
           <w:rtl w:val="0"/>
         </w:rPr>
-        <w:t xml:space="preserve">“BRICKS TO BOT – AI Workshop for Civil Engineering Students.”</w:t>
       </w:r>
       <w:r>
         <w:rPr>
@@ -500,7 +489,6 @@
           <w:szCs w:val="26"/>
           <w:rtl w:val="0"/>
         </w:rPr>
-        <w:t xml:space="preserve"> The event was conducted by the Club Ambassadors </w:t>
       </w:r>
       <w:r>
         <w:rPr>
@@ -510,7 +498,6 @@
           <w:szCs w:val="26"/>
           <w:rtl w:val="0"/>
         </w:rPr>
-        <w:t xml:space="preserve">Mr. Nishant Dakua</w:t>
       </w:r>
       <w:r>
         <w:rPr>
@@ -518,7 +505,6 @@
           <w:szCs w:val="26"/>
           <w:rtl w:val="0"/>
         </w:rPr>
-        <w:t xml:space="preserve"> and </w:t>
       </w:r>
       <w:r>
         <w:rPr>
@@ -528,7 +514,6 @@
           <w:szCs w:val="26"/>
           <w:rtl w:val="0"/>
         </w:rPr>
-        <w:t xml:space="preserve">Mr. Suraj Yadav</w:t>
       </w:r>
       <w:r>
         <w:rPr>
@@ -536,7 +521,6 @@
           <w:szCs w:val="26"/>
           <w:rtl w:val="0"/>
         </w:rPr>
-        <w:t xml:space="preserve"> who introduced participants to the applications of Artificial Intelligence in Civil Engineering, including the </w:t>
       </w:r>
       <w:r>
         <w:rPr>
@@ -546,7 +530,6 @@
           <w:szCs w:val="26"/>
           <w:rtl w:val="0"/>
         </w:rPr>
-        <w:t xml:space="preserve">AI Stack, Prompt Engineering, and AI-powered engineering workflows</w:t>
       </w:r>
       <w:r>
         <w:rPr>
@@ -554,7 +537,6 @@
           <w:szCs w:val="26"/>
           <w:rtl w:val="0"/>
         </w:rPr>
-        <w:t xml:space="preserve">. The session focused on how AI can be integrated with traditional Civil Engineering practices to simplify tasks, improve problem-solving, and enhance efficiency. Through practical activities, interactive discussions, and hands-on demonstrations, participants gained valuable insights into </w:t>
       </w:r>
       <w:r>
         <w:rPr>
@@ -564,7 +546,6 @@
           <w:szCs w:val="26"/>
           <w:rtl w:val="0"/>
         </w:rPr>
-        <w:t xml:space="preserve">AI tools, effective prompt creation, real-world AI applications, and the integration of AI with Civil Engineering</w:t>
       </w:r>
       <w:r>
         <w:rPr>
@@ -572,7 +553,6 @@
           <w:szCs w:val="26"/>
           <w:rtl w:val="0"/>
         </w:rPr>
-        <w:t xml:space="preserve">, encouraging them to explore emerging AI technologies and their applications in the engineering domain. </w:t>
       </w:r>
       <w:r>
         <w:rPr>
@@ -630,47 +610,44 @@
       </w:pPr>
       <w:r>
         <w:rPr>
-          <w:sz w:val="28"/>
-          <w:szCs w:val="28"/>
-          <w:rtl w:val="0"/>
-        </w:rPr>
-        <w:t xml:space="preserve">The session commenced with a warm welcome by the AIML Club Ambassadors, who introduced the participants to the </w:t>
-      </w:r>
-      <w:r>
-        <w:rPr>
-          <w:b w:val="1"/>
-          <w:bCs w:val="1"/>
-          <w:sz w:val="28"/>
-          <w:szCs w:val="28"/>
-          <w:rtl w:val="0"/>
-        </w:rPr>
-        <w:t xml:space="preserve">BRICKS TO BOT – AI Workshop for Civil Engineering Students</w:t>
-      </w:r>
-      <w:r>
-        <w:rPr>
-          <w:sz w:val="28"/>
-          <w:szCs w:val="28"/>
-          <w:rtl w:val="0"/>
-        </w:rPr>
-        <w:t xml:space="preserve"> and explained its focus on </w:t>
-      </w:r>
-      <w:r>
-        <w:rPr>
-          <w:b w:val="1"/>
-          <w:bCs w:val="1"/>
-          <w:sz w:val="28"/>
-          <w:szCs w:val="28"/>
-          <w:rtl w:val="0"/>
-        </w:rPr>
-        <w:t xml:space="preserve">Artificial Intelligence and its applications in Civil Engineering</w:t>
-      </w:r>
-      <w:r>
-        <w:rPr>
-          <w:sz w:val="28"/>
-          <w:szCs w:val="28"/>
-          <w:rtl w:val="0"/>
-        </w:rPr>
-        <w:t xml:space="preserve">. The speakers highlighted how AI can be integrated with traditional Civil Engineering practices to simplify tasks, improve workflows, and enhance problem-solving.</w:t>
+          <w:b/>
+          <w:sz w:val="28"/>
+          <w:szCs w:val="28"/>
+          <w:rtl w:val="0"/>
+        </w:rPr>
+        <w:t>Event: “{{ event_title }}”</w:t>
+      </w:r>
+      <w:r>
+        <w:rPr>
+          <w:b w:val="1"/>
+          <w:bCs w:val="1"/>
+          <w:sz w:val="28"/>
+          <w:szCs w:val="28"/>
+          <w:rtl w:val="0"/>
+        </w:rPr>
+      </w:r>
+      <w:r>
+        <w:rPr>
+          <w:sz w:val="28"/>
+          <w:szCs w:val="28"/>
+          <w:rtl w:val="0"/>
+        </w:rPr>
+      </w:r>
+      <w:r>
+        <w:rPr>
+          <w:b w:val="1"/>
+          <w:bCs w:val="1"/>
+          <w:sz w:val="28"/>
+          <w:szCs w:val="28"/>
+          <w:rtl w:val="0"/>
+        </w:rPr>
+      </w:r>
+      <w:r>
+        <w:rPr>
+          <w:sz w:val="28"/>
+          <w:szCs w:val="28"/>
+          <w:rtl w:val="0"/>
+        </w:rPr>
       </w:r>
     </w:p>
     <w:p>
@@ -688,25 +665,22 @@
           <w:szCs w:val="28"/>
           <w:rtl w:val="0"/>
         </w:rPr>
-        <w:t xml:space="preserve">The speakers then introduced participants to the </w:t>
-      </w:r>
-      <w:r>
-        <w:rPr>
-          <w:b w:val="1"/>
-          <w:bCs w:val="1"/>
-          <w:sz w:val="28"/>
-          <w:szCs w:val="28"/>
-          <w:rtl w:val="0"/>
-        </w:rPr>
-        <w:t xml:space="preserve">AI Stack</w:t>
-      </w:r>
-      <w:r>
-        <w:rPr>
-          <w:sz w:val="28"/>
-          <w:szCs w:val="28"/>
-          <w:rtl w:val="0"/>
-        </w:rPr>
-        <w:t xml:space="preserve">, explaining various AI tools and technologies that can assist engineers in performing tasks more efficiently. Participants explored how different AI tools can be used for research, content generation, analysis, and other engineering-related activities.</w:t>
+      </w:r>
+      <w:r>
+        <w:rPr>
+          <w:b w:val="1"/>
+          <w:bCs w:val="1"/>
+          <w:sz w:val="28"/>
+          <w:szCs w:val="28"/>
+          <w:rtl w:val="0"/>
+        </w:rPr>
+      </w:r>
+      <w:r>
+        <w:rPr>
+          <w:sz w:val="28"/>
+          <w:szCs w:val="28"/>
+          <w:rtl w:val="0"/>
+        </w:rPr>
       </w:r>
     </w:p>
     <w:p>
@@ -724,25 +698,22 @@
           <w:szCs w:val="28"/>
           <w:rtl w:val="0"/>
         </w:rPr>
-        <w:t xml:space="preserve">A major part of the session focused on </w:t>
-      </w:r>
-      <w:r>
-        <w:rPr>
-          <w:b w:val="1"/>
-          <w:bCs w:val="1"/>
-          <w:sz w:val="28"/>
-          <w:szCs w:val="28"/>
-          <w:rtl w:val="0"/>
-        </w:rPr>
-        <w:t xml:space="preserve">Prompt Engineering</w:t>
-      </w:r>
-      <w:r>
-        <w:rPr>
-          <w:sz w:val="28"/>
-          <w:szCs w:val="28"/>
-          <w:rtl w:val="0"/>
-        </w:rPr>
-        <w:t xml:space="preserve">. Participants learned how to create effective prompts by clearly defining their requirements and providing appropriate context to obtain better and more accurate AI outputs. Practical examples demonstrated how improving a prompt can significantly improve the quality of the generated results.</w:t>
+      </w:r>
+      <w:r>
+        <w:rPr>
+          <w:b w:val="1"/>
+          <w:bCs w:val="1"/>
+          <w:sz w:val="28"/>
+          <w:szCs w:val="28"/>
+          <w:rtl w:val="0"/>
+        </w:rPr>
+      </w:r>
+      <w:r>
+        <w:rPr>
+          <w:sz w:val="28"/>
+          <w:szCs w:val="28"/>
+          <w:rtl w:val="0"/>
+        </w:rPr>
       </w:r>
     </w:p>
     <w:p>
@@ -760,25 +731,22 @@
           <w:szCs w:val="28"/>
           <w:rtl w:val="0"/>
         </w:rPr>
-        <w:t xml:space="preserve">The speakers also demonstrated how AI can be </w:t>
-      </w:r>
-      <w:r>
-        <w:rPr>
-          <w:b w:val="1"/>
-          <w:bCs w:val="1"/>
-          <w:sz w:val="28"/>
-          <w:szCs w:val="28"/>
-          <w:rtl w:val="0"/>
-        </w:rPr>
-        <w:t xml:space="preserve">connected with Civil Engineering workflows</w:t>
-      </w:r>
-      <w:r>
-        <w:rPr>
-          <w:sz w:val="28"/>
-          <w:szCs w:val="28"/>
-          <w:rtl w:val="0"/>
-        </w:rPr>
-        <w:t xml:space="preserve">. Participants explored practical applications of AI in the Civil domain and understood how AI can assist in areas such as planning, documentation, analysis, and problem-solving.</w:t>
+      </w:r>
+      <w:r>
+        <w:rPr>
+          <w:b w:val="1"/>
+          <w:bCs w:val="1"/>
+          <w:sz w:val="28"/>
+          <w:szCs w:val="28"/>
+          <w:rtl w:val="0"/>
+        </w:rPr>
+      </w:r>
+      <w:r>
+        <w:rPr>
+          <w:sz w:val="28"/>
+          <w:szCs w:val="28"/>
+          <w:rtl w:val="0"/>
+        </w:rPr>
       </w:r>
     </w:p>
     <w:p>
@@ -796,25 +764,22 @@
           <w:szCs w:val="28"/>
           <w:rtl w:val="0"/>
         </w:rPr>
-        <w:t xml:space="preserve">Through interactive activities and hands-on demonstrations, participants gained practical exposure to using AI tools and creating effective prompts for engineering tasks. This demonstrated the potential of AI to make traditional engineering processes </w:t>
-      </w:r>
-      <w:r>
-        <w:rPr>
-          <w:b w:val="1"/>
-          <w:bCs w:val="1"/>
-          <w:sz w:val="28"/>
-          <w:szCs w:val="28"/>
-          <w:rtl w:val="0"/>
-        </w:rPr>
-        <w:t xml:space="preserve">smarter, faster, and more efficient</w:t>
-      </w:r>
-      <w:r>
-        <w:rPr>
-          <w:sz w:val="28"/>
-          <w:szCs w:val="28"/>
-          <w:rtl w:val="0"/>
-        </w:rPr>
-        <w:t xml:space="preserve">.</w:t>
+      </w:r>
+      <w:r>
+        <w:rPr>
+          <w:b w:val="1"/>
+          <w:bCs w:val="1"/>
+          <w:sz w:val="28"/>
+          <w:szCs w:val="28"/>
+          <w:rtl w:val="0"/>
+        </w:rPr>
+      </w:r>
+      <w:r>
+        <w:rPr>
+          <w:sz w:val="28"/>
+          <w:szCs w:val="28"/>
+          <w:rtl w:val="0"/>
+        </w:rPr>
       </w:r>
     </w:p>
     <w:p>
@@ -886,55 +851,51 @@
       </w:pPr>
       <w:r>
         <w:rPr>
-          <w:sz w:val="28"/>
-          <w:szCs w:val="28"/>
-          <w:rtl w:val="0"/>
-        </w:rPr>
-        <w:t xml:space="preserve">The </w:t>
-      </w:r>
-      <w:r>
-        <w:rPr>
-          <w:b w:val="1"/>
-          <w:bCs w:val="1"/>
-          <w:sz w:val="28"/>
-          <w:szCs w:val="28"/>
-          <w:rtl w:val="0"/>
-        </w:rPr>
-        <w:t xml:space="preserve">"BRICKS TO BOT – AI Workshop for Civil Engineering Students"</w:t>
-      </w:r>
-      <w:r>
-        <w:rPr>
-          <w:sz w:val="28"/>
-          <w:szCs w:val="28"/>
-          <w:rtl w:val="0"/>
-        </w:rPr>
-        <w:t xml:space="preserve"> session successfully introduced students to the concepts of </w:t>
-      </w:r>
-      <w:r>
-        <w:rPr>
-          <w:b w:val="1"/>
-          <w:bCs w:val="1"/>
-          <w:sz w:val="28"/>
-          <w:szCs w:val="28"/>
-          <w:rtl w:val="0"/>
-        </w:rPr>
-        <w:t xml:space="preserve">Artificial Intelligence, AI Tools, Prompt Engineering, and their applications in Civil Engineering</w:t>
-      </w:r>
-      <w:r>
-        <w:rPr>
-          <w:sz w:val="28"/>
-          <w:szCs w:val="28"/>
-          <w:rtl w:val="0"/>
-        </w:rPr>
-        <w:t xml:space="preserve">. Through engaging discussions, practical activities, and hands-on demonstrations, participants gained valuable insights into how </w:t>
-      </w:r>
-      <w:r>
-        <w:rPr>
-          <w:sz w:val="28"/>
-          <w:szCs w:val="28"/>
-          <w:rtl w:val="0"/>
-        </w:rPr>
-        <w:t xml:space="preserve">AI can be integrated with Civil Engineering practices, simplify workflows, improve problem-solving, and enhance efficiency. The event provided students with a practical understanding of AI tools, effective prompt creation, and AI-powered engineering applications, while encouraging them to explore emerging AI technologies and their real-world applications.</w:t>
+          <w:b/>
+          <w:sz w:val="28"/>
+          <w:szCs w:val="28"/>
+          <w:rtl w:val="0"/>
+        </w:rPr>
+        <w:t>Event: “{{ event_title }}”</w:t>
+      </w:r>
+      <w:r>
+        <w:rPr>
+          <w:b w:val="1"/>
+          <w:bCs w:val="1"/>
+          <w:sz w:val="28"/>
+          <w:szCs w:val="28"/>
+          <w:rtl w:val="0"/>
+        </w:rPr>
+      </w:r>
+      <w:r>
+        <w:rPr>
+          <w:sz w:val="28"/>
+          <w:szCs w:val="28"/>
+          <w:rtl w:val="0"/>
+        </w:rPr>
+      </w:r>
+      <w:r>
+        <w:rPr>
+          <w:b w:val="1"/>
+          <w:bCs w:val="1"/>
+          <w:sz w:val="28"/>
+          <w:szCs w:val="28"/>
+          <w:rtl w:val="0"/>
+        </w:rPr>
+      </w:r>
+      <w:r>
+        <w:rPr>
+          <w:sz w:val="28"/>
+          <w:szCs w:val="28"/>
+          <w:rtl w:val="0"/>
+        </w:rPr>
+      </w:r>
+      <w:r>
+        <w:rPr>
+          <w:sz w:val="28"/>
+          <w:szCs w:val="28"/>
+          <w:rtl w:val="0"/>
+        </w:rPr>
       </w:r>
     </w:p>
     <w:p>
@@ -1030,7 +991,7 @@
           <w:iCs w:val="1"/>
           <w:rtl w:val="0"/>
         </w:rPr>
-        <w:t xml:space="preserve">Speakers introducing the concepts of AI&amp;ML to the learners</w:t>
+        <w:t>{{ photo_1_caption }}</w:t>
       </w:r>
     </w:p>
     <w:p>
@@ -1130,7 +1091,7 @@
           <w:iCs w:val="1"/>
           <w:rtl w:val="0"/>
         </w:rPr>
-        <w:t xml:space="preserve">Students engaging in the session</w:t>
+        <w:t>{{ photo_2_caption }}</w:t>
       </w:r>
     </w:p>
     <w:p>

--- a/templates/report/template.docx
+++ b/templates/report/template.docx
@@ -419,12 +419,12 @@
       </w:pPr>
       <w:r>
         <w:rPr>
-          <w:b/>
+          <w:b w:val="0"/>
           <w:sz w:val="26"/>
           <w:szCs w:val="26"/>
           <w:rtl w:val="0"/>
         </w:rPr>
-        <w:t>Event: “{{ event_title }}”</w:t>
+        <w:t>{{ introduction }}</w:t>
       </w:r>
       <w:r>
         <w:rPr>
@@ -610,12 +610,12 @@
       </w:pPr>
       <w:r>
         <w:rPr>
-          <w:b/>
-          <w:sz w:val="28"/>
-          <w:szCs w:val="28"/>
-          <w:rtl w:val="0"/>
-        </w:rPr>
-        <w:t>Event: “{{ event_title }}”</w:t>
+          <w:b w:val="0"/>
+          <w:sz w:val="28"/>
+          <w:szCs w:val="28"/>
+          <w:rtl w:val="0"/>
+        </w:rPr>
+        <w:t>{{ discussion }}</w:t>
       </w:r>
       <w:r>
         <w:rPr>
@@ -797,25 +797,22 @@
           <w:szCs w:val="28"/>
           <w:rtl w:val="0"/>
         </w:rPr>
-        <w:t xml:space="preserve">Overall, the session provided participants with a practical introduction to </w:t>
-      </w:r>
-      <w:r>
-        <w:rPr>
-          <w:b w:val="1"/>
-          <w:bCs w:val="1"/>
-          <w:sz w:val="28"/>
-          <w:szCs w:val="28"/>
-          <w:rtl w:val="0"/>
-        </w:rPr>
-        <w:t xml:space="preserve">AI tools, Prompt Engineering, AI-powered workflows, and the integration of AI with Civil Engineering</w:t>
-      </w:r>
-      <w:r>
-        <w:rPr>
-          <w:sz w:val="28"/>
-          <w:szCs w:val="28"/>
-          <w:rtl w:val="0"/>
-        </w:rPr>
-        <w:t xml:space="preserve">, encouraging them to explore emerging AI technologies and their real-world applications in the engineering domain.</w:t>
+      </w:r>
+      <w:r>
+        <w:rPr>
+          <w:b w:val="1"/>
+          <w:bCs w:val="1"/>
+          <w:sz w:val="28"/>
+          <w:szCs w:val="28"/>
+          <w:rtl w:val="0"/>
+        </w:rPr>
+      </w:r>
+      <w:r>
+        <w:rPr>
+          <w:sz w:val="28"/>
+          <w:szCs w:val="28"/>
+          <w:rtl w:val="0"/>
+        </w:rPr>
       </w:r>
       <w:r>
         <w:rPr>
@@ -851,12 +848,12 @@
       </w:pPr>
       <w:r>
         <w:rPr>
-          <w:b/>
-          <w:sz w:val="28"/>
-          <w:szCs w:val="28"/>
-          <w:rtl w:val="0"/>
-        </w:rPr>
-        <w:t>Event: “{{ event_title }}”</w:t>
+          <w:b w:val="0"/>
+          <w:sz w:val="28"/>
+          <w:szCs w:val="28"/>
+          <w:rtl w:val="0"/>
+        </w:rPr>
+        <w:t>{{ conclusion }}</w:t>
       </w:r>
       <w:r>
         <w:rPr>
@@ -991,7 +988,6 @@
           <w:iCs w:val="1"/>
           <w:rtl w:val="0"/>
         </w:rPr>
-        <w:t>{{ photo_1_caption }}</w:t>
       </w:r>
     </w:p>
     <w:p>
@@ -1091,7 +1087,6 @@
           <w:iCs w:val="1"/>
           <w:rtl w:val="0"/>
         </w:rPr>
-        <w:t>{{ photo_2_caption }}</w:t>
       </w:r>
     </w:p>
     <w:p>
@@ -1196,7 +1191,6 @@
           <w:iCs w:val="1"/>
           <w:rtl w:val="0"/>
         </w:rPr>
-        <w:t xml:space="preserve">Speaker solving Douts of Students</w:t>
       </w:r>
     </w:p>
     <w:p>
@@ -1285,7 +1279,6 @@
           <w:iCs w:val="1"/>
           <w:rtl w:val="0"/>
         </w:rPr>
-        <w:t xml:space="preserve">Winner Of Mentimeter Quiz Competition</w:t>
       </w:r>
       <w:r>
         <w:rPr>
@@ -1344,7 +1337,6 @@
           <w:szCs w:val="28"/>
           <w:rtl w:val="0"/>
         </w:rPr>
-        <w:t xml:space="preserve">                Mr. Vijesh Nair                                                                      Dr. Jaya Gupta</w:t>
       </w:r>
       <w:r>
         <w:rPr>
@@ -1373,9 +1365,6 @@
           <w:szCs w:val="28"/>
           <w:rtl w:val="0"/>
         </w:rPr>
-        <w:t xml:space="preserve">Departmental Coordinator</w:t>
-        <w:tab/>
-        <w:t xml:space="preserve">Head of Department</w:t>
       </w:r>
       <w:r>
         <w:rPr>
